--- a/國軍對美軍購案控制點分析項目說明.docx
+++ b/國軍對美軍購案控制點分析項目說明.docx
@@ -52,10 +52,10 @@
           <w:b/>
           <w:bCs/>
         </w:rPr>
-        <w:t xml:space="preserve">軍事投資建案（軍投）8 項、作業維持案（作維）9 項，合計 17 項</w:t>
-      </w:r>
-      <w:r>
-        <w:t xml:space="preserve"> 分析控制點，逐項推測其篩選意涵與查核目的，供後續程式設計與向原設計者驗證之參考。</w:t>
+        <w:t xml:space="preserve">軍事投資建案（軍投）10 項、作業維持案（作維）10 項，合計 20 項</w:t>
+      </w:r>
+      <w:r>
+        <w:t xml:space="preserve"> 分析控制點，逐項推測其篩選意涵與查核目的，供後續程式設計與向原設計者驗證之參考。（版本 v1150715：軍投新增 1-6 結匯率超過100%、軍投與作維各新增 1-10／2-10 複合條件，軍投原 1-6～1-8 順移為 1-7～1-9。）</w:t>
       </w:r>
     </w:p>
     <w:p>
@@ -152,7 +152,7 @@
         <w:spacing w:after="120" w:line="300"/>
       </w:pPr>
       <w:r>
-        <w:t xml:space="preserve">這 17 項控制點本質上是沿著「錢的旅程」設計的，每一段都對應一個風險節點：</w:t>
+        <w:t xml:space="preserve">這 20 項控制點本質上是沿著「錢的旅程」設計的，每一段都對應一個風險節點（節點編號以軍投為例）：</w:t>
       </w:r>
     </w:p>
     <w:p>
@@ -169,7 +169,7 @@
           <w:b/>
           <w:bCs/>
         </w:rPr>
-        <w:t xml:space="preserve">① 結匯滯留（項6/7）：</w:t>
+        <w:t xml:space="preserve">① 結匯滯留（軍投1-7／1-8）：</w:t>
       </w:r>
       <w:r>
         <w:t xml:space="preserve">錢匯出後大量閒置於 FRB，付款超前美方實需。</w:t>
@@ -189,7 +189,7 @@
           <w:b/>
           <w:bCs/>
         </w:rPr>
-        <w:t xml:space="preserve">② 提領未交（項5）：</w:t>
+        <w:t xml:space="preserve">② 提領未交（軍投1-5）：</w:t>
       </w:r>
       <w:r>
         <w:t xml:space="preserve">美方已自 FRB 提領動支，卻遲未交貨，履約異常風險最高。</w:t>
@@ -209,7 +209,7 @@
           <w:b/>
           <w:bCs/>
         </w:rPr>
-        <w:t xml:space="preserve">③ 交貨落後（項1/2/3/4）：</w:t>
+        <w:t xml:space="preserve">③ 交貨落後（軍投1-2／1-3／1-4、1-10）：</w:t>
       </w:r>
       <w:r>
         <w:t xml:space="preserve">交運進度落後於付款進度，在途物資（備查帳）偏高。</w:t>
@@ -232,7 +232,7 @@
         <w:t xml:space="preserve">④ 例外態樣（結匯溢付、我方欠款）：</w:t>
       </w:r>
       <w:r>
-        <w:t xml:space="preserve">結匯率＞100% 之帳務異常，及待平衡支付值＞0 之欠款監控。</w:t>
+        <w:t xml:space="preserve">結匯率＞100% 之帳務異常（軍投1-6），及待平衡支付值＞0 之欠款監控（軍投1-9）。</w:t>
       </w:r>
     </w:p>
     <w:p>
@@ -498,7 +498,7 @@
                 <w:sz w:val="20"/>
                 <w:szCs w:val="20"/>
               </w:rPr>
-              <w:t xml:space="preserve">1. 交運值為0</w:t>
+              <w:t xml:space="preserve">1-1. 交運值為0</w:t>
             </w:r>
           </w:p>
         </w:tc>
@@ -597,7 +597,7 @@
                 <w:sz w:val="20"/>
                 <w:szCs w:val="20"/>
               </w:rPr>
-              <w:t xml:space="preserve">2. 累計交運率未達50%</w:t>
+              <w:t xml:space="preserve">1-2. 累計交運率未達50%（不含0）</w:t>
             </w:r>
           </w:p>
         </w:tc>
@@ -628,7 +628,7 @@
                 <w:sz w:val="20"/>
                 <w:szCs w:val="20"/>
               </w:rPr>
-              <w:t xml:space="preserve">付款超前、交貨落後。交運率(E)＝交運值／結匯值，低於50%代表已結匯款項超過一半尚未取得對應軍品，在途物資偏高。此即帳務中心既有實務「定期統計交運率未達已結匯總額50%者，促請需求單位檢討」。</w:t>
+              <w:t xml:space="preserve">付款超前、交貨落後。交運率(E)＝交運值／結匯值，低於50%代表已結匯款項超過一半尚未取得對應軍品，在途物資偏高。此即帳務中心既有實務「定期統計交運率未達已結匯總額50%者，促請需求單位檢討」。（不含0：交運為0者已由1-1抓出，此處排除以免重複。）</w:t>
             </w:r>
           </w:p>
         </w:tc>
@@ -696,7 +696,7 @@
                 <w:sz w:val="20"/>
                 <w:szCs w:val="20"/>
               </w:rPr>
-              <w:t xml:space="preserve">3.「累計交運值／發價值」與「累計結匯率」差異達40%以上</w:t>
+              <w:t xml:space="preserve">1-3.「累計交運值／發價值」與「累計結匯率」差異達40%以上</w:t>
             </w:r>
           </w:p>
         </w:tc>
@@ -795,7 +795,7 @@
                 <w:sz w:val="20"/>
                 <w:szCs w:val="20"/>
               </w:rPr>
-              <w:t xml:space="preserve">4. 上述差異未達40%，且軍購備查帳餘額達3,000萬美元以上</w:t>
+              <w:t xml:space="preserve">1-4. 上述差異未達40%，且軍購備查帳餘額達3,000萬美元以上</w:t>
             </w:r>
           </w:p>
         </w:tc>
@@ -894,7 +894,7 @@
                 <w:sz w:val="20"/>
                 <w:szCs w:val="20"/>
               </w:rPr>
-              <w:t xml:space="preserve">5.「累計交運值」與「累計結匯值減FRB餘額」比率低於10%，且差異金額大於1億美元</w:t>
+              <w:t xml:space="preserve">1-5.「累計交運值」與「累計結匯值減FRB餘額」比率低於10%，且差異金額大於1億美元</w:t>
             </w:r>
           </w:p>
         </w:tc>
@@ -993,7 +993,7 @@
                 <w:sz w:val="20"/>
                 <w:szCs w:val="20"/>
               </w:rPr>
-              <w:t xml:space="preserve">6. FRB餘額占累計結匯值比率達40%以上</w:t>
+              <w:t xml:space="preserve">1-6. 結匯率超過100%（v1150715新增）</w:t>
             </w:r>
           </w:p>
         </w:tc>
@@ -1024,7 +1024,7 @@
                 <w:sz w:val="20"/>
                 <w:szCs w:val="20"/>
               </w:rPr>
-              <w:t xml:space="preserve">結匯過早過多、資金閒置滯美。已匯出的錢大半仍躺在FRB帳戶未被動支，代表付款期程明顯超前美方實需，應檢討依實際執行進度結匯、修調發價書付款期程，提升資金配置效率。</w:t>
+              <w:t xml:space="preserve">溢付異常。累計結匯超過發價書總值（結匯率＞100%），可能係發價書修訂調降額度後未同步反映、重複或錯誤結匯等帳務異常，應查明並追討退匯。原僅作維設此項，本次比照增列於軍投。</w:t>
             </w:r>
           </w:p>
         </w:tc>
@@ -1092,7 +1092,7 @@
                 <w:sz w:val="20"/>
                 <w:szCs w:val="20"/>
               </w:rPr>
-              <w:t xml:space="preserve">7. 上述比率未達40%，且FRB餘額達3,000萬美元以上</w:t>
+              <w:t xml:space="preserve">1-7. FRB餘額占累計結匯值比率達40%以上（原1-6順移）</w:t>
             </w:r>
           </w:p>
         </w:tc>
@@ -1123,7 +1123,7 @@
                 <w:sz w:val="20"/>
                 <w:szCs w:val="20"/>
               </w:rPr>
-              <w:t xml:space="preserve">同上之金額重大性補網。比率雖低，但滯存FRB的絕對金額達3,000萬美元以上，閒置資金規模仍重大，值得逐案檢視結匯必要性。</w:t>
+              <w:t xml:space="preserve">結匯過早過多、資金閒置滯美。已匯出的錢大半仍躺在FRB帳戶未被動支，代表付款期程明顯超前美方實需，應檢討依實際執行進度結匯、修調發價書付款期程，提升資金配置效率。</w:t>
             </w:r>
           </w:p>
         </w:tc>
@@ -1191,7 +1191,7 @@
                 <w:sz w:val="20"/>
                 <w:szCs w:val="20"/>
               </w:rPr>
-              <w:t xml:space="preserve">8. 待平衡支付值大於0（欠款案件）</w:t>
+              <w:t xml:space="preserve">1-8. 上述比率未達40%，且FRB餘額達3,000萬美元以上（原1-7順移）</w:t>
             </w:r>
           </w:p>
         </w:tc>
@@ -1222,7 +1222,7 @@
                 <w:sz w:val="20"/>
                 <w:szCs w:val="20"/>
               </w:rPr>
-              <w:t xml:space="preserve">反向監控：我方付款落後。645季帳單之待平衡支付值＞0，表示美方執行進度已超前我方付款、我方有應付未付款項，恐影響案件執行或我方信用，應儘速檢討撥付。</w:t>
+              <w:t xml:space="preserve">同上之金額重大性補網。比率雖低，但滯存FRB的絕對金額達3,000萬美元以上，閒置資金規模仍重大，值得逐案檢視結匯必要性。</w:t>
             </w:r>
           </w:p>
         </w:tc>
@@ -1237,7 +1237,7 @@
               <w:bottom w:val="single" w:color="AAB7C4" w:sz="2"/>
               <w:right w:val="single" w:color="AAB7C4" w:sz="2"/>
             </w:tcBorders>
-            <w:shd w:fill="FCE4D6" w:color="auto" w:val="clear"/>
+            <w:shd w:fill="DCE6F1" w:color="auto" w:val="clear"/>
             <w:tcMar>
               <w:top w:type="dxa" w:w="70"/>
               <w:left w:type="dxa" w:w="110"/>
@@ -1257,7 +1257,7 @@
                 <w:sz w:val="20"/>
                 <w:szCs w:val="20"/>
               </w:rPr>
-              <w:t xml:space="preserve">作維</w:t>
+              <w:t xml:space="preserve">軍投</w:t>
             </w:r>
           </w:p>
         </w:tc>
@@ -1290,7 +1290,7 @@
                 <w:sz w:val="20"/>
                 <w:szCs w:val="20"/>
               </w:rPr>
-              <w:t xml:space="preserve">1. 交運值為0，結匯值300萬美元以上</w:t>
+              <w:t xml:space="preserve">1-9. 待平衡支付值大於0（欠款案件）（原1-8順移）</w:t>
             </w:r>
           </w:p>
         </w:tc>
@@ -1321,7 +1321,7 @@
                 <w:sz w:val="20"/>
                 <w:szCs w:val="20"/>
               </w:rPr>
-              <w:t xml:space="preserve">同軍投項1（初期停滯監控），但作維案件多而金額小，加設「結匯值≥300萬美元」重大性門檻，聚焦已付較多款卻毫無交運之案件，排除小額案噪音。</w:t>
+              <w:t xml:space="preserve">反向監控：我方付款落後。645季帳單之待平衡支付值＞0，表示美方執行進度已超前我方付款、我方有應付未付款項，恐影響案件執行或我方信用，應儘速檢討撥付。</w:t>
             </w:r>
           </w:p>
         </w:tc>
@@ -1336,7 +1336,7 @@
               <w:bottom w:val="single" w:color="AAB7C4" w:sz="2"/>
               <w:right w:val="single" w:color="AAB7C4" w:sz="2"/>
             </w:tcBorders>
-            <w:shd w:fill="FCE4D6" w:color="auto" w:val="clear"/>
+            <w:shd w:fill="DCE6F1" w:color="auto" w:val="clear"/>
             <w:tcMar>
               <w:top w:type="dxa" w:w="70"/>
               <w:left w:type="dxa" w:w="110"/>
@@ -1356,7 +1356,7 @@
                 <w:sz w:val="20"/>
                 <w:szCs w:val="20"/>
               </w:rPr>
-              <w:t xml:space="preserve">作維</w:t>
+              <w:t xml:space="preserve">軍投</w:t>
             </w:r>
           </w:p>
         </w:tc>
@@ -1389,7 +1389,7 @@
                 <w:sz w:val="20"/>
                 <w:szCs w:val="20"/>
               </w:rPr>
-              <w:t xml:space="preserve">2. 累計交運率未達50%（不含0），且備查帳餘額達3,000萬美元以上</w:t>
+              <w:t xml:space="preserve">1-10. 累計結匯率達90%，且累計交運率未達50%（v1150715新增）</w:t>
             </w:r>
           </w:p>
         </w:tc>
@@ -1420,7 +1420,7 @@
                 <w:sz w:val="20"/>
                 <w:szCs w:val="20"/>
               </w:rPr>
-              <w:t xml:space="preserve">同軍投項2（交貨落後），排除交運為0者（已由項1抓出），並加3,000萬美元在途物資門檻——作維類（開放式、CLSSA）結匯先行、分批交運屬常態，故僅篩金額重大者。</w:t>
+              <w:t xml:space="preserve">審計實務常用之複合篩選。結匯率≥90%代表款項幾近全數付出、交運率&lt;50%代表交貨嚴重落後，兩者並存＝「錢付了、貨沒到」的高在途物資態樣，是各單位軍購管制會議常見的檢討分類。與1-2（交運率&lt;50%）、1-6（結匯率&gt;100%）部分重疊屬正常，各自對應不同檢討態樣，不合併。</w:t>
             </w:r>
           </w:p>
         </w:tc>
@@ -1488,7 +1488,7 @@
                 <w:sz w:val="20"/>
                 <w:szCs w:val="20"/>
               </w:rPr>
-              <w:t xml:space="preserve">3.「累計交運值／發價值」與「累計結匯率」差異達50%以上，且備查帳餘額300萬美元以上</w:t>
+              <w:t xml:space="preserve">2-1. 交運值為0，結匯值300萬美元以上</w:t>
             </w:r>
           </w:p>
         </w:tc>
@@ -1519,7 +1519,7 @@
                 <w:sz w:val="20"/>
                 <w:szCs w:val="20"/>
               </w:rPr>
-              <w:t xml:space="preserve">同軍投項3（付款與交貨脫節），門檻放寬至50%——因一號訂單案內天然無實際交運品項、開放式案先建額度後下訂，落差天然較大；另加300萬美元門檻排除微小案件。</w:t>
+              <w:t xml:space="preserve">同軍投1-1（初期停滯監控），但作維案件多而金額小，加設「結匯值≥300萬美元」重大性門檻，聚焦已付較多款卻毫無交運之案件，排除小額案噪音。</w:t>
             </w:r>
           </w:p>
         </w:tc>
@@ -1587,7 +1587,7 @@
                 <w:sz w:val="20"/>
                 <w:szCs w:val="20"/>
               </w:rPr>
-              <w:t xml:space="preserve">4. 上述差異未達50%，且備查帳餘額達3,000萬美元以上</w:t>
+              <w:t xml:space="preserve">2-2. 累計交運率未達50%（不含0），且備查帳餘額達3,000萬美元以上</w:t>
             </w:r>
           </w:p>
         </w:tc>
@@ -1618,7 +1618,7 @@
                 <w:sz w:val="20"/>
                 <w:szCs w:val="20"/>
               </w:rPr>
-              <w:t xml:space="preserve">同軍投項4（金額重大性補網）：進度比率正常，但已付未交絕對金額龐大，仍應列管。</w:t>
+              <w:t xml:space="preserve">同軍投1-2（交貨落後），排除交運為0者（已由2-1抓出），並加3,000萬美元在途物資門檻——作維類（開放式、CLSSA）結匯先行、分批交運屬常態，故僅篩金額重大者。</w:t>
             </w:r>
           </w:p>
         </w:tc>
@@ -1686,7 +1686,7 @@
                 <w:sz w:val="20"/>
                 <w:szCs w:val="20"/>
               </w:rPr>
-              <w:t xml:space="preserve">5.「累計交運值」與「累計結匯值減FRB餘額」比率低於10%，且差異金額大於1,000萬美元</w:t>
+              <w:t xml:space="preserve">2-3.「累計交運值／發價值」與「累計結匯率」差異達50%以上，且備查帳餘額300萬美元以上</w:t>
             </w:r>
           </w:p>
         </w:tc>
@@ -1717,7 +1717,7 @@
                 <w:sz w:val="20"/>
                 <w:szCs w:val="20"/>
               </w:rPr>
-              <w:t xml:space="preserve">同軍投項5（美方領錢未交貨），金額門檻依作維案規模調降為1,000萬美元。</w:t>
+              <w:t xml:space="preserve">同軍投1-3（付款與交貨脫節），門檻放寬至50%——因一號訂單案內天然無實際交運品項、開放式案先建額度後下訂，落差天然較大；另加300萬美元門檻排除微小案件。</w:t>
             </w:r>
           </w:p>
         </w:tc>
@@ -1785,7 +1785,7 @@
                 <w:sz w:val="20"/>
                 <w:szCs w:val="20"/>
               </w:rPr>
-              <w:t xml:space="preserve">6. 結匯率超過100%</w:t>
+              <w:t xml:space="preserve">2-4. 上述差異未達50%，且備查帳餘額達3,000萬美元以上</w:t>
             </w:r>
           </w:p>
         </w:tc>
@@ -1816,7 +1816,7 @@
                 <w:sz w:val="20"/>
                 <w:szCs w:val="20"/>
               </w:rPr>
-              <w:t xml:space="preserve">溢付異常。累計結匯超過發價書總值，可能係發價書修訂調降額度後未同步反映、重複或錯誤結匯等帳務異常，應查明並追討退匯。（開放式案額度變動頻繁，較易發生。）</w:t>
+              <w:t xml:space="preserve">同軍投1-4（金額重大性補網）：進度比率正常，但已付未交絕對金額龐大，仍應列管。</w:t>
             </w:r>
           </w:p>
         </w:tc>
@@ -1884,7 +1884,7 @@
                 <w:sz w:val="20"/>
                 <w:szCs w:val="20"/>
               </w:rPr>
-              <w:t xml:space="preserve">7. FRB餘額占累計結匯值比率達50%以上，且FRB餘額達300萬美元以上</w:t>
+              <w:t xml:space="preserve">2-5.「累計交運值」與「累計結匯值減FRB餘額」比率低於10%，且差異金額大於1,000萬美元</w:t>
             </w:r>
           </w:p>
         </w:tc>
@@ -1915,7 +1915,7 @@
                 <w:sz w:val="20"/>
                 <w:szCs w:val="20"/>
               </w:rPr>
-              <w:t xml:space="preserve">同軍投項6（資金閒置滯美），比率門檻放寬至50%並加300萬美元絕對門檻，配合作維案規模特性。</w:t>
+              <w:t xml:space="preserve">同軍投1-5（美方領錢未交貨），金額門檻依作維案規模調降為1,000萬美元。</w:t>
             </w:r>
           </w:p>
         </w:tc>
@@ -1983,7 +1983,7 @@
                 <w:sz w:val="20"/>
                 <w:szCs w:val="20"/>
               </w:rPr>
-              <w:t xml:space="preserve">8. 上述比率未達50%，且FRB餘額達1,000萬美元以上</w:t>
+              <w:t xml:space="preserve">2-6. 結匯率超過100%</w:t>
             </w:r>
           </w:p>
         </w:tc>
@@ -2014,7 +2014,7 @@
                 <w:sz w:val="20"/>
                 <w:szCs w:val="20"/>
               </w:rPr>
-              <w:t xml:space="preserve">同軍投項7（金額重大性補網）：閒置比率不高但FRB滯存絕對金額達1,000萬美元以上，仍屬資金運用效率議題。</w:t>
+              <w:t xml:space="preserve">溢付異常。累計結匯超過發價書總值，可能係發價書修訂調降額度後未同步反映、重複或錯誤結匯等帳務異常，應查明並追討退匯。（開放式案額度變動頻繁，較易發生。）</w:t>
             </w:r>
           </w:p>
         </w:tc>
@@ -2082,7 +2082,7 @@
                 <w:sz w:val="20"/>
                 <w:szCs w:val="20"/>
               </w:rPr>
-              <w:t xml:space="preserve">9. 待平衡支付值大於0（欠款案件）</w:t>
+              <w:t xml:space="preserve">2-7. FRB餘額占累計結匯值比率達50%以上，且FRB餘額達300萬美元以上</w:t>
             </w:r>
           </w:p>
         </w:tc>
@@ -2113,7 +2113,304 @@
                 <w:sz w:val="20"/>
                 <w:szCs w:val="20"/>
               </w:rPr>
-              <w:t xml:space="preserve">同軍投項8：我方應付未付之欠款案件監控。</w:t>
+              <w:t xml:space="preserve">同軍投1-7（資金閒置滯美），比率門檻放寬至50%並加300萬美元絕對門檻，配合作維案規模特性。</w:t>
+            </w:r>
+          </w:p>
+        </w:tc>
+      </w:tr>
+      <w:tr>
+        <w:tc>
+          <w:tcPr>
+            <w:tcW w:type="dxa" w:w="900"/>
+            <w:tcBorders>
+              <w:top w:val="single" w:color="AAB7C4" w:sz="2"/>
+              <w:left w:val="single" w:color="AAB7C4" w:sz="2"/>
+              <w:bottom w:val="single" w:color="AAB7C4" w:sz="2"/>
+              <w:right w:val="single" w:color="AAB7C4" w:sz="2"/>
+            </w:tcBorders>
+            <w:shd w:fill="FCE4D6" w:color="auto" w:val="clear"/>
+            <w:tcMar>
+              <w:top w:type="dxa" w:w="70"/>
+              <w:left w:type="dxa" w:w="110"/>
+              <w:bottom w:type="dxa" w:w="70"/>
+              <w:right w:type="dxa" w:w="110"/>
+            </w:tcMar>
+            <w:vAlign w:val="center"/>
+          </w:tcPr>
+          <w:p>
+            <w:pPr>
+              <w:jc w:val="center"/>
+            </w:pPr>
+            <w:r>
+              <w:rPr>
+                <w:b/>
+                <w:bCs/>
+                <w:sz w:val="20"/>
+                <w:szCs w:val="20"/>
+              </w:rPr>
+              <w:t xml:space="preserve">作維</w:t>
+            </w:r>
+          </w:p>
+        </w:tc>
+        <w:tc>
+          <w:tcPr>
+            <w:tcW w:type="dxa" w:w="3600"/>
+            <w:tcBorders>
+              <w:top w:val="single" w:color="AAB7C4" w:sz="2"/>
+              <w:left w:val="single" w:color="AAB7C4" w:sz="2"/>
+              <w:bottom w:val="single" w:color="AAB7C4" w:sz="2"/>
+              <w:right w:val="single" w:color="AAB7C4" w:sz="2"/>
+            </w:tcBorders>
+            <w:tcMar>
+              <w:top w:type="dxa" w:w="70"/>
+              <w:left w:type="dxa" w:w="110"/>
+              <w:bottom w:type="dxa" w:w="70"/>
+              <w:right w:type="dxa" w:w="110"/>
+            </w:tcMar>
+            <w:vAlign w:val="center"/>
+          </w:tcPr>
+          <w:p>
+            <w:pPr>
+              <w:spacing w:after="0" w:line="264"/>
+              <w:jc w:val="left"/>
+            </w:pPr>
+            <w:r>
+              <w:rPr>
+                <w:b/>
+                <w:bCs/>
+                <w:sz w:val="20"/>
+                <w:szCs w:val="20"/>
+              </w:rPr>
+              <w:t xml:space="preserve">2-8. 上述比率未達50%，且FRB餘額達1,000萬美元以上</w:t>
+            </w:r>
+          </w:p>
+        </w:tc>
+        <w:tc>
+          <w:tcPr>
+            <w:tcW w:type="dxa" w:w="9180"/>
+            <w:tcBorders>
+              <w:top w:val="single" w:color="AAB7C4" w:sz="2"/>
+              <w:left w:val="single" w:color="AAB7C4" w:sz="2"/>
+              <w:bottom w:val="single" w:color="AAB7C4" w:sz="2"/>
+              <w:right w:val="single" w:color="AAB7C4" w:sz="2"/>
+            </w:tcBorders>
+            <w:tcMar>
+              <w:top w:type="dxa" w:w="70"/>
+              <w:left w:type="dxa" w:w="110"/>
+              <w:bottom w:type="dxa" w:w="70"/>
+              <w:right w:type="dxa" w:w="110"/>
+            </w:tcMar>
+            <w:vAlign w:val="center"/>
+          </w:tcPr>
+          <w:p>
+            <w:pPr>
+              <w:spacing w:after="0" w:line="264"/>
+              <w:jc w:val="left"/>
+            </w:pPr>
+            <w:r>
+              <w:rPr>
+                <w:sz w:val="20"/>
+                <w:szCs w:val="20"/>
+              </w:rPr>
+              <w:t xml:space="preserve">同軍投1-8（金額重大性補網）：閒置比率不高但FRB滯存絕對金額達1,000萬美元以上，仍屬資金運用效率議題。</w:t>
+            </w:r>
+          </w:p>
+        </w:tc>
+      </w:tr>
+      <w:tr>
+        <w:tc>
+          <w:tcPr>
+            <w:tcW w:type="dxa" w:w="900"/>
+            <w:tcBorders>
+              <w:top w:val="single" w:color="AAB7C4" w:sz="2"/>
+              <w:left w:val="single" w:color="AAB7C4" w:sz="2"/>
+              <w:bottom w:val="single" w:color="AAB7C4" w:sz="2"/>
+              <w:right w:val="single" w:color="AAB7C4" w:sz="2"/>
+            </w:tcBorders>
+            <w:shd w:fill="FCE4D6" w:color="auto" w:val="clear"/>
+            <w:tcMar>
+              <w:top w:type="dxa" w:w="70"/>
+              <w:left w:type="dxa" w:w="110"/>
+              <w:bottom w:type="dxa" w:w="70"/>
+              <w:right w:type="dxa" w:w="110"/>
+            </w:tcMar>
+            <w:vAlign w:val="center"/>
+          </w:tcPr>
+          <w:p>
+            <w:pPr>
+              <w:jc w:val="center"/>
+            </w:pPr>
+            <w:r>
+              <w:rPr>
+                <w:b/>
+                <w:bCs/>
+                <w:sz w:val="20"/>
+                <w:szCs w:val="20"/>
+              </w:rPr>
+              <w:t xml:space="preserve">作維</w:t>
+            </w:r>
+          </w:p>
+        </w:tc>
+        <w:tc>
+          <w:tcPr>
+            <w:tcW w:type="dxa" w:w="3600"/>
+            <w:tcBorders>
+              <w:top w:val="single" w:color="AAB7C4" w:sz="2"/>
+              <w:left w:val="single" w:color="AAB7C4" w:sz="2"/>
+              <w:bottom w:val="single" w:color="AAB7C4" w:sz="2"/>
+              <w:right w:val="single" w:color="AAB7C4" w:sz="2"/>
+            </w:tcBorders>
+            <w:tcMar>
+              <w:top w:type="dxa" w:w="70"/>
+              <w:left w:type="dxa" w:w="110"/>
+              <w:bottom w:type="dxa" w:w="70"/>
+              <w:right w:type="dxa" w:w="110"/>
+            </w:tcMar>
+            <w:vAlign w:val="center"/>
+          </w:tcPr>
+          <w:p>
+            <w:pPr>
+              <w:spacing w:after="0" w:line="264"/>
+              <w:jc w:val="left"/>
+            </w:pPr>
+            <w:r>
+              <w:rPr>
+                <w:b/>
+                <w:bCs/>
+                <w:sz w:val="20"/>
+                <w:szCs w:val="20"/>
+              </w:rPr>
+              <w:t xml:space="preserve">2-9. 待平衡支付值大於0（欠款案件）</w:t>
+            </w:r>
+          </w:p>
+        </w:tc>
+        <w:tc>
+          <w:tcPr>
+            <w:tcW w:type="dxa" w:w="9180"/>
+            <w:tcBorders>
+              <w:top w:val="single" w:color="AAB7C4" w:sz="2"/>
+              <w:left w:val="single" w:color="AAB7C4" w:sz="2"/>
+              <w:bottom w:val="single" w:color="AAB7C4" w:sz="2"/>
+              <w:right w:val="single" w:color="AAB7C4" w:sz="2"/>
+            </w:tcBorders>
+            <w:tcMar>
+              <w:top w:type="dxa" w:w="70"/>
+              <w:left w:type="dxa" w:w="110"/>
+              <w:bottom w:type="dxa" w:w="70"/>
+              <w:right w:type="dxa" w:w="110"/>
+            </w:tcMar>
+            <w:vAlign w:val="center"/>
+          </w:tcPr>
+          <w:p>
+            <w:pPr>
+              <w:spacing w:after="0" w:line="264"/>
+              <w:jc w:val="left"/>
+            </w:pPr>
+            <w:r>
+              <w:rPr>
+                <w:sz w:val="20"/>
+                <w:szCs w:val="20"/>
+              </w:rPr>
+              <w:t xml:space="preserve">同軍投1-9：我方應付未付之欠款案件監控。</w:t>
+            </w:r>
+          </w:p>
+        </w:tc>
+      </w:tr>
+      <w:tr>
+        <w:tc>
+          <w:tcPr>
+            <w:tcW w:type="dxa" w:w="900"/>
+            <w:tcBorders>
+              <w:top w:val="single" w:color="AAB7C4" w:sz="2"/>
+              <w:left w:val="single" w:color="AAB7C4" w:sz="2"/>
+              <w:bottom w:val="single" w:color="AAB7C4" w:sz="2"/>
+              <w:right w:val="single" w:color="AAB7C4" w:sz="2"/>
+            </w:tcBorders>
+            <w:shd w:fill="FCE4D6" w:color="auto" w:val="clear"/>
+            <w:tcMar>
+              <w:top w:type="dxa" w:w="70"/>
+              <w:left w:type="dxa" w:w="110"/>
+              <w:bottom w:type="dxa" w:w="70"/>
+              <w:right w:type="dxa" w:w="110"/>
+            </w:tcMar>
+            <w:vAlign w:val="center"/>
+          </w:tcPr>
+          <w:p>
+            <w:pPr>
+              <w:jc w:val="center"/>
+            </w:pPr>
+            <w:r>
+              <w:rPr>
+                <w:b/>
+                <w:bCs/>
+                <w:sz w:val="20"/>
+                <w:szCs w:val="20"/>
+              </w:rPr>
+              <w:t xml:space="preserve">作維</w:t>
+            </w:r>
+          </w:p>
+        </w:tc>
+        <w:tc>
+          <w:tcPr>
+            <w:tcW w:type="dxa" w:w="3600"/>
+            <w:tcBorders>
+              <w:top w:val="single" w:color="AAB7C4" w:sz="2"/>
+              <w:left w:val="single" w:color="AAB7C4" w:sz="2"/>
+              <w:bottom w:val="single" w:color="AAB7C4" w:sz="2"/>
+              <w:right w:val="single" w:color="AAB7C4" w:sz="2"/>
+            </w:tcBorders>
+            <w:tcMar>
+              <w:top w:type="dxa" w:w="70"/>
+              <w:left w:type="dxa" w:w="110"/>
+              <w:bottom w:type="dxa" w:w="70"/>
+              <w:right w:type="dxa" w:w="110"/>
+            </w:tcMar>
+            <w:vAlign w:val="center"/>
+          </w:tcPr>
+          <w:p>
+            <w:pPr>
+              <w:spacing w:after="0" w:line="264"/>
+              <w:jc w:val="left"/>
+            </w:pPr>
+            <w:r>
+              <w:rPr>
+                <w:b/>
+                <w:bCs/>
+                <w:sz w:val="20"/>
+                <w:szCs w:val="20"/>
+              </w:rPr>
+              <w:t xml:space="preserve">2-10. 累計結匯率達90%，且累計交運率未達50%（v1150715新增）</w:t>
+            </w:r>
+          </w:p>
+        </w:tc>
+        <w:tc>
+          <w:tcPr>
+            <w:tcW w:type="dxa" w:w="9180"/>
+            <w:tcBorders>
+              <w:top w:val="single" w:color="AAB7C4" w:sz="2"/>
+              <w:left w:val="single" w:color="AAB7C4" w:sz="2"/>
+              <w:bottom w:val="single" w:color="AAB7C4" w:sz="2"/>
+              <w:right w:val="single" w:color="AAB7C4" w:sz="2"/>
+            </w:tcBorders>
+            <w:tcMar>
+              <w:top w:type="dxa" w:w="70"/>
+              <w:left w:type="dxa" w:w="110"/>
+              <w:bottom w:type="dxa" w:w="70"/>
+              <w:right w:type="dxa" w:w="110"/>
+            </w:tcMar>
+            <w:vAlign w:val="center"/>
+          </w:tcPr>
+          <w:p>
+            <w:pPr>
+              <w:spacing w:after="0" w:line="264"/>
+              <w:jc w:val="left"/>
+            </w:pPr>
+            <w:r>
+              <w:rPr>
+                <w:sz w:val="20"/>
+                <w:szCs w:val="20"/>
+              </w:rPr>
+              <w:t xml:space="preserve">同軍投1-10之複合篩選。作維類雖分批交運屬常態，仍以「結匯近全數、交運嚴重落後」鎖定在途物資偏高之案件；門檻與軍投各自獨立，可分別調整。</w:t>
             </w:r>
           </w:p>
         </w:tc>
@@ -2146,10 +2443,10 @@
           <w:b/>
           <w:bCs/>
         </w:rPr>
-        <w:t xml:space="preserve">原文誤字：</w:t>
-      </w:r>
-      <w:r>
-        <w:t xml:space="preserve">軍投第 4 項原文「軍購被查帳」應為「軍購備查帳」。</w:t>
+        <w:t xml:space="preserve">編號異動（v1150715）：</w:t>
+      </w:r>
+      <w:r>
+        <w:t xml:space="preserve">軍投於 1-5 之後插入新項「1-6 結匯率超過100%」，原 1-6／1-7／1-8 順移為 1-7／1-8／1-9；軍投、作維各於末尾新增「1-10／2-10 累計結匯率達90%且交運率未達50%」。作維 2-1～2-9 編號不變。</w:t>
       </w:r>
     </w:p>
     <w:p>
@@ -2166,10 +2463,50 @@
           <w:b/>
           <w:bCs/>
         </w:rPr>
+        <w:t xml:space="preserve">重疊屬正常：</w:t>
+      </w:r>
+      <w:r>
+        <w:t xml:space="preserve">新增之 1-10／2-10 與 1-2（交運率&lt;50%）、1-6／2-6（結匯率&gt;100%）在條件上部分重疊，係因各對應不同「檢討態樣」分類，刻意並存、不合併；同一案件符合多項時於分析結果各列一筆。</w:t>
+      </w:r>
+    </w:p>
+    <w:p>
+      <w:pPr>
+        <w:pStyle w:val="ListParagraph"/>
+        <w:numPr>
+          <w:ilvl w:val="0"/>
+          <w:numId w:val="2"/>
+        </w:numPr>
+        <w:spacing w:after="80" w:line="288"/>
+      </w:pPr>
+      <w:r>
+        <w:rPr>
+          <w:b/>
+          <w:bCs/>
+        </w:rPr>
+        <w:t xml:space="preserve">原文誤字：</w:t>
+      </w:r>
+      <w:r>
+        <w:t xml:space="preserve">軍投 1-4 原文「軍購被查帳」應為「軍購備查帳」。</w:t>
+      </w:r>
+    </w:p>
+    <w:p>
+      <w:pPr>
+        <w:pStyle w:val="ListParagraph"/>
+        <w:numPr>
+          <w:ilvl w:val="0"/>
+          <w:numId w:val="2"/>
+        </w:numPr>
+        <w:spacing w:after="80" w:line="288"/>
+      </w:pPr>
+      <w:r>
+        <w:rPr>
+          <w:b/>
+          <w:bCs/>
+        </w:rPr>
         <w:t xml:space="preserve">原文疑義：</w:t>
       </w:r>
       <w:r>
-        <w:t xml:space="preserve">作維第 9 項原文寫「…之軍事投資案件」，推測係自軍投第 8 項複製時漏改，實際應指作維案件。</w:t>
+        <w:t xml:space="preserve">作維 2-9 原文寫「…之軍事投資案件」，推測係自軍投對應項複製時漏改，實際應指作維案件。</w:t>
       </w:r>
     </w:p>
     <w:p>
